--- a/public/gallery/examples/project-manager/no/resume.docx
+++ b/public/gallery/examples/project-manager/no/resume.docx
@@ -66,7 +66,7 @@
         </w:rPr>
         <w:t xml:space="preserve">📧 </w:t>
       </w:r>
-      <w:hyperlink w:history="1" r:id="rIdbdeozpyz3zbyymczf41hk">
+      <w:hyperlink w:history="1" r:id="rIdgkwxxjwzmvalmytwvy15m">
         <w:r>
           <w:rPr>
             <w:sz w:val="18"/>
@@ -89,7 +89,7 @@
         </w:rPr>
         <w:t xml:space="preserve">🔗 </w:t>
       </w:r>
-      <w:hyperlink w:history="1" r:id="rIdta_vlgwtt0eyspvt9jxwb">
+      <w:hyperlink w:history="1" r:id="rIdb0qavcrazm2y3ymaoc2jp">
         <w:r>
           <w:rPr>
             <w:sz w:val="18"/>
@@ -124,7 +124,7 @@
         <w:spacing w:after="200" w:line="276"/>
         <w:jc w:val="center"/>
       </w:pPr>
-      <w:hyperlink w:history="1" r:id="rIdyoiw1bt7jb-ykhgl0blpf">
+      <w:hyperlink w:history="1" r:id="rIdzr2wja2e581fwkcfruyf0">
         <w:r>
           <w:rPr>
             <w:sz w:val="18"/>
@@ -140,7 +140,7 @@
         </w:rPr>
         <w:t xml:space="preserve"> • </w:t>
       </w:r>
-      <w:hyperlink w:history="1" r:id="rIdbbxaun5mn64crfmltnui5">
+      <w:hyperlink w:history="1" r:id="rId3cbpdg7ggi_nuokb7cufx">
         <w:r>
           <w:rPr>
             <w:sz w:val="18"/>
@@ -156,7 +156,7 @@
         </w:rPr>
         <w:t xml:space="preserve"> • </w:t>
       </w:r>
-      <w:hyperlink w:history="1" r:id="rId9x3udt4edrtqsfbotct6k">
+      <w:hyperlink w:history="1" r:id="rIdvl54zmjkgjvuqtiy1rd7t">
         <w:r>
           <w:rPr>
             <w:sz w:val="18"/>
@@ -322,7 +322,7 @@
         </w:rPr>
         <w:t xml:space="preserve">	</w:t>
       </w:r>
-      <w:hyperlink w:history="1" r:id="rIdv5o5ihqhsquqagsou4rlu">
+      <w:hyperlink w:history="1" r:id="rIduiygw6ilebhm11dpt7gjx">
         <w:r>
           <w:rPr>
             <w:sz w:val="18"/>
@@ -466,7 +466,7 @@
         </w:rPr>
         <w:t xml:space="preserve">	</w:t>
       </w:r>
-      <w:hyperlink w:history="1" r:id="rIds8oygrkx4adbptji1somo">
+      <w:hyperlink w:history="1" r:id="rIdacmarhrc9bbwab63r5ah2">
         <w:r>
           <w:rPr>
             <w:sz w:val="18"/>
@@ -610,7 +610,7 @@
         </w:rPr>
         <w:t xml:space="preserve">	</w:t>
       </w:r>
-      <w:hyperlink w:history="1" r:id="rIdvb-wpl0dto4rp9do1rsmy">
+      <w:hyperlink w:history="1" r:id="rId2luqugyxi_djarndkwhzs">
         <w:r>
           <w:rPr>
             <w:sz w:val="18"/>
@@ -792,7 +792,7 @@
         </w:rPr>
         <w:t xml:space="preserve">	</w:t>
       </w:r>
-      <w:hyperlink w:history="1" r:id="rIddw3blvmcv6iqtru_1pexu">
+      <w:hyperlink w:history="1" r:id="rIds10x1sm3_dclslnfmk4xm">
         <w:r>
           <w:rPr>
             <w:sz w:val="18"/>
@@ -955,7 +955,7 @@
         </w:rPr>
         <w:t xml:space="preserve">	</w:t>
       </w:r>
-      <w:hyperlink w:history="1" r:id="rId2eyiwesbcqcpjngc2oasd">
+      <w:hyperlink w:history="1" r:id="rIdpplwwqphby6eb_7rnb-zz">
         <w:r>
           <w:rPr>
             <w:sz w:val="18"/>
@@ -1475,7 +1475,7 @@
         </w:rPr>
         <w:t xml:space="preserve">	</w:t>
       </w:r>
-      <w:hyperlink w:history="1" r:id="rId-kq73qzd70z0jre7ml9if">
+      <w:hyperlink w:history="1" r:id="rIdnf6gds0ybis40469plr5v">
         <w:r>
           <w:rPr>
             <w:sz w:val="18"/>
@@ -1541,7 +1541,7 @@
         </w:rPr>
         <w:t xml:space="preserve">	</w:t>
       </w:r>
-      <w:hyperlink w:history="1" r:id="rId604kzvo3bwotpqysnt2ua">
+      <w:hyperlink w:history="1" r:id="rIdrxl6t_rxcxgiuta0songr">
         <w:r>
           <w:rPr>
             <w:sz w:val="18"/>
@@ -1626,7 +1626,7 @@
         </w:rPr>
         <w:t xml:space="preserve">	</w:t>
       </w:r>
-      <w:hyperlink w:history="1" r:id="rIdlzast_7tdvhf5tcikpiye">
+      <w:hyperlink w:history="1" r:id="rId0yib37mngrmbo4-hf3u-j">
         <w:r>
           <w:rPr>
             <w:sz w:val="18"/>
@@ -1749,7 +1749,7 @@
         </w:rPr>
         <w:t xml:space="preserve">	</w:t>
       </w:r>
-      <w:hyperlink w:history="1" r:id="rIdfnbymh5i9z43rcqgjyudi">
+      <w:hyperlink w:history="1" r:id="rIdwsruptod6fuadx4agnion">
         <w:r>
           <w:rPr>
             <w:sz w:val="18"/>
@@ -1973,7 +1973,7 @@
         </w:rPr>
         <w:t xml:space="preserve">	</w:t>
       </w:r>
-      <w:hyperlink w:history="1" r:id="rIdekyzglko9byw2cg-msz9p">
+      <w:hyperlink w:history="1" r:id="rIdykfm8fcawx9asa8ovimt4">
         <w:r>
           <w:rPr>
             <w:sz w:val="18"/>
@@ -2077,7 +2077,7 @@
         </w:rPr>
         <w:t xml:space="preserve">	</w:t>
       </w:r>
-      <w:hyperlink w:history="1" r:id="rIdb7fpi6bjslltbb9qbafnh">
+      <w:hyperlink w:history="1" r:id="rIdk7_ifikpv4nm5ardtiduo">
         <w:r>
           <w:rPr>
             <w:sz w:val="18"/>
